--- a/FR-122-A ارزیابی تأمین‌کنندگان - بردیا تجارت ماندگار.docx
+++ b/FR-122-A ارزیابی تأمین‌کنندگان - بردیا تجارت ماندگار.docx
@@ -4,19 +4,19 @@
   <w:body>
     <w:p>
       <w:pPr>
+        <w:keepNext/>
         <w:bidi/>
         <w:spacing w:after="120" w:before="80" w:line="288" w:lineRule="auto"/>
         <w:jc w:val="center"/>
-        <w:keepNext/>
       </w:pPr>
       <w:r>
         <w:rPr>
           <w:rFonts w:ascii="B Nazanin" w:hAnsi="B Nazanin" w:cs="B Nazanin" w:eastAsia="B Nazanin"/>
           <w:b/>
           <w:bCs/>
+          <w:color w:val="1F5132"/>
           <w:sz w:val="36"/>
           <w:szCs w:val="36"/>
-          <w:color w:val="1F5132"/>
           <w:rtl/>
         </w:rPr>
         <w:t>روش و فرم ارزیابی تأمین‌کنندگان</w:t>
@@ -41,21 +41,21 @@
     </w:p>
     <w:p>
       <w:pPr>
-        <w:bidi/>
-        <w:spacing w:after="120" w:before="240" w:line="288" w:lineRule="auto"/>
         <w:keepNext/>
         <w:pBdr>
           <w:bottom w:val="single" w:sz="8" w:space="3" w:color="B8860B"/>
         </w:pBdr>
+        <w:bidi/>
+        <w:spacing w:after="120" w:before="240" w:line="288" w:lineRule="auto"/>
       </w:pPr>
       <w:r>
         <w:rPr>
           <w:rFonts w:ascii="B Nazanin" w:hAnsi="B Nazanin" w:cs="B Nazanin" w:eastAsia="B Nazanin"/>
           <w:b/>
           <w:bCs/>
+          <w:color w:val="2E7D4F"/>
           <w:sz w:val="28"/>
           <w:szCs w:val="28"/>
-          <w:color w:val="2E7D4F"/>
           <w:rtl/>
         </w:rPr>
         <w:t>۱. دامنه و مسئولیت‌ها</w:t>
@@ -63,10 +63,9 @@
     </w:p>
     <w:tbl>
       <w:tblPr>
+        <w:bidiVisual/>
         <w:tblW w:type="auto" w:w="0"/>
         <w:jc w:val="center"/>
-        <w:tblLook w:firstColumn="1" w:firstRow="1" w:lastColumn="0" w:lastRow="0" w:noHBand="0" w:noVBand="1" w:val="04A0"/>
-        <w:bidiVisual/>
         <w:tblBorders>
           <w:top w:val="single" w:sz="6" w:space="0" w:color="A9CBB4"/>
           <w:left w:val="single" w:sz="6" w:space="0" w:color="A9CBB4"/>
@@ -78,11 +77,11 @@
         <w:tblLayout w:type="fixed"/>
         <w:tblCellMar>
           <w:top w:w="50" w:type="dxa"/>
+          <w:left w:w="100" w:type="dxa"/>
           <w:bottom w:w="50" w:type="dxa"/>
-          <w:left w:w="100" w:type="dxa"/>
           <w:right w:w="100" w:type="dxa"/>
         </w:tblCellMar>
-        <w:tblLayout w:type="fixed"/>
+        <w:tblLook w:firstColumn="1" w:firstRow="1" w:lastColumn="0" w:lastRow="0" w:noHBand="0" w:noVBand="1" w:val="04A0"/>
       </w:tblPr>
       <w:tblGrid>
         <w:gridCol w:w="2381"/>
@@ -110,9 +109,9 @@
                 <w:rFonts w:ascii="B Nazanin" w:hAnsi="B Nazanin" w:cs="B Nazanin" w:eastAsia="B Nazanin"/>
                 <w:b/>
                 <w:bCs/>
+                <w:color w:val="FFFFFF"/>
                 <w:sz w:val="22"/>
                 <w:szCs w:val="22"/>
-                <w:color w:val="FFFFFF"/>
                 <w:rtl/>
               </w:rPr>
               <w:t>مورد</w:t>
@@ -136,9 +135,9 @@
                 <w:rFonts w:ascii="B Nazanin" w:hAnsi="B Nazanin" w:cs="B Nazanin" w:eastAsia="B Nazanin"/>
                 <w:b/>
                 <w:bCs/>
+                <w:color w:val="FFFFFF"/>
                 <w:sz w:val="22"/>
                 <w:szCs w:val="22"/>
-                <w:color w:val="FFFFFF"/>
                 <w:rtl/>
               </w:rPr>
               <w:t>شرح</w:t>
@@ -409,21 +408,21 @@
     </w:p>
     <w:p>
       <w:pPr>
-        <w:bidi/>
-        <w:spacing w:after="120" w:before="240" w:line="288" w:lineRule="auto"/>
         <w:keepNext/>
         <w:pBdr>
           <w:bottom w:val="single" w:sz="8" w:space="3" w:color="B8860B"/>
         </w:pBdr>
+        <w:bidi/>
+        <w:spacing w:after="120" w:before="240" w:line="288" w:lineRule="auto"/>
       </w:pPr>
       <w:r>
         <w:rPr>
           <w:rFonts w:ascii="B Nazanin" w:hAnsi="B Nazanin" w:cs="B Nazanin" w:eastAsia="B Nazanin"/>
           <w:b/>
           <w:bCs/>
+          <w:color w:val="2E7D4F"/>
           <w:sz w:val="28"/>
           <w:szCs w:val="28"/>
-          <w:color w:val="2E7D4F"/>
           <w:rtl/>
         </w:rPr>
         <w:t>۲. زمان ارزیابی</w:t>
@@ -440,9 +439,9 @@
           <w:rFonts w:ascii="B Nazanin" w:hAnsi="B Nazanin" w:cs="B Nazanin" w:eastAsia="B Nazanin"/>
           <w:b/>
           <w:bCs/>
+          <w:color w:val="B8860B"/>
           <w:sz w:val="24"/>
           <w:szCs w:val="24"/>
-          <w:color w:val="B8860B"/>
           <w:rtl/>
         </w:rPr>
         <w:t xml:space="preserve">• </w:t>
@@ -469,9 +468,9 @@
           <w:rFonts w:ascii="B Nazanin" w:hAnsi="B Nazanin" w:cs="B Nazanin" w:eastAsia="B Nazanin"/>
           <w:b/>
           <w:bCs/>
+          <w:color w:val="B8860B"/>
           <w:sz w:val="24"/>
           <w:szCs w:val="24"/>
-          <w:color w:val="B8860B"/>
           <w:rtl/>
         </w:rPr>
         <w:t xml:space="preserve">• </w:t>
@@ -498,9 +497,9 @@
           <w:rFonts w:ascii="B Nazanin" w:hAnsi="B Nazanin" w:cs="B Nazanin" w:eastAsia="B Nazanin"/>
           <w:b/>
           <w:bCs/>
+          <w:color w:val="B8860B"/>
           <w:sz w:val="24"/>
           <w:szCs w:val="24"/>
-          <w:color w:val="B8860B"/>
           <w:rtl/>
         </w:rPr>
         <w:t xml:space="preserve">• </w:t>
@@ -527,9 +526,9 @@
           <w:rFonts w:ascii="B Nazanin" w:hAnsi="B Nazanin" w:cs="B Nazanin" w:eastAsia="B Nazanin"/>
           <w:b/>
           <w:bCs/>
+          <w:color w:val="B8860B"/>
           <w:sz w:val="24"/>
           <w:szCs w:val="24"/>
-          <w:color w:val="B8860B"/>
           <w:rtl/>
         </w:rPr>
         <w:t xml:space="preserve">• </w:t>
@@ -547,21 +546,21 @@
     </w:p>
     <w:p>
       <w:pPr>
-        <w:bidi/>
-        <w:spacing w:after="120" w:before="240" w:line="288" w:lineRule="auto"/>
         <w:keepNext/>
         <w:pBdr>
           <w:bottom w:val="single" w:sz="8" w:space="3" w:color="B8860B"/>
         </w:pBdr>
+        <w:bidi/>
+        <w:spacing w:after="120" w:before="240" w:line="288" w:lineRule="auto"/>
       </w:pPr>
       <w:r>
         <w:rPr>
           <w:rFonts w:ascii="B Nazanin" w:hAnsi="B Nazanin" w:cs="B Nazanin" w:eastAsia="B Nazanin"/>
           <w:b/>
           <w:bCs/>
+          <w:color w:val="2E7D4F"/>
           <w:sz w:val="28"/>
           <w:szCs w:val="28"/>
-          <w:color w:val="2E7D4F"/>
           <w:rtl/>
         </w:rPr>
         <w:t>۳. معیارها و وزن‌ها</w:t>
@@ -586,10 +585,9 @@
     </w:p>
     <w:tbl>
       <w:tblPr>
+        <w:bidiVisual/>
         <w:tblW w:type="auto" w:w="0"/>
         <w:jc w:val="center"/>
-        <w:tblLook w:firstColumn="1" w:firstRow="1" w:lastColumn="0" w:lastRow="0" w:noHBand="0" w:noVBand="1" w:val="04A0"/>
-        <w:bidiVisual/>
         <w:tblBorders>
           <w:top w:val="single" w:sz="6" w:space="0" w:color="A9CBB4"/>
           <w:left w:val="single" w:sz="6" w:space="0" w:color="A9CBB4"/>
@@ -601,11 +599,11 @@
         <w:tblLayout w:type="fixed"/>
         <w:tblCellMar>
           <w:top w:w="50" w:type="dxa"/>
+          <w:left w:w="100" w:type="dxa"/>
           <w:bottom w:w="50" w:type="dxa"/>
-          <w:left w:w="100" w:type="dxa"/>
           <w:right w:w="100" w:type="dxa"/>
         </w:tblCellMar>
-        <w:tblLayout w:type="fixed"/>
+        <w:tblLook w:firstColumn="1" w:firstRow="1" w:lastColumn="0" w:lastRow="0" w:noHBand="0" w:noVBand="1" w:val="04A0"/>
       </w:tblPr>
       <w:tblGrid>
         <w:gridCol w:w="510"/>
@@ -637,9 +635,9 @@
                 <w:rFonts w:ascii="B Nazanin" w:hAnsi="B Nazanin" w:cs="B Nazanin" w:eastAsia="B Nazanin"/>
                 <w:b/>
                 <w:bCs/>
+                <w:color w:val="FFFFFF"/>
                 <w:sz w:val="20"/>
                 <w:szCs w:val="20"/>
-                <w:color w:val="FFFFFF"/>
                 <w:rtl/>
               </w:rPr>
               <w:t>ردیف</w:t>
@@ -663,9 +661,9 @@
                 <w:rFonts w:ascii="B Nazanin" w:hAnsi="B Nazanin" w:cs="B Nazanin" w:eastAsia="B Nazanin"/>
                 <w:b/>
                 <w:bCs/>
+                <w:color w:val="FFFFFF"/>
                 <w:sz w:val="20"/>
                 <w:szCs w:val="20"/>
-                <w:color w:val="FFFFFF"/>
                 <w:rtl/>
               </w:rPr>
               <w:t>معیار</w:t>
@@ -689,9 +687,9 @@
                 <w:rFonts w:ascii="B Nazanin" w:hAnsi="B Nazanin" w:cs="B Nazanin" w:eastAsia="B Nazanin"/>
                 <w:b/>
                 <w:bCs/>
+                <w:color w:val="FFFFFF"/>
                 <w:sz w:val="20"/>
                 <w:szCs w:val="20"/>
-                <w:color w:val="FFFFFF"/>
                 <w:rtl/>
               </w:rPr>
               <w:t>وزن</w:t>
@@ -715,9 +713,9 @@
                 <w:rFonts w:ascii="B Nazanin" w:hAnsi="B Nazanin" w:cs="B Nazanin" w:eastAsia="B Nazanin"/>
                 <w:b/>
                 <w:bCs/>
+                <w:color w:val="FFFFFF"/>
                 <w:sz w:val="20"/>
                 <w:szCs w:val="20"/>
-                <w:color w:val="FFFFFF"/>
                 <w:rtl/>
               </w:rPr>
               <w:t>۱۰ امتیاز</w:t>
@@ -741,9 +739,9 @@
                 <w:rFonts w:ascii="B Nazanin" w:hAnsi="B Nazanin" w:cs="B Nazanin" w:eastAsia="B Nazanin"/>
                 <w:b/>
                 <w:bCs/>
+                <w:color w:val="FFFFFF"/>
                 <w:sz w:val="20"/>
                 <w:szCs w:val="20"/>
-                <w:color w:val="FFFFFF"/>
                 <w:rtl/>
               </w:rPr>
               <w:t>۵ امتیاز</w:t>
@@ -767,9 +765,9 @@
                 <w:rFonts w:ascii="B Nazanin" w:hAnsi="B Nazanin" w:cs="B Nazanin" w:eastAsia="B Nazanin"/>
                 <w:b/>
                 <w:bCs/>
+                <w:color w:val="FFFFFF"/>
                 <w:sz w:val="20"/>
                 <w:szCs w:val="20"/>
-                <w:color w:val="FFFFFF"/>
                 <w:rtl/>
               </w:rPr>
               <w:t>۰ امتیاز</w:t>
@@ -1941,21 +1939,21 @@
     </w:p>
     <w:p>
       <w:pPr>
-        <w:bidi/>
-        <w:spacing w:after="120" w:before="240" w:line="288" w:lineRule="auto"/>
         <w:keepNext/>
         <w:pBdr>
           <w:bottom w:val="single" w:sz="8" w:space="3" w:color="B8860B"/>
         </w:pBdr>
+        <w:bidi/>
+        <w:spacing w:after="120" w:before="240" w:line="288" w:lineRule="auto"/>
       </w:pPr>
       <w:r>
         <w:rPr>
           <w:rFonts w:ascii="B Nazanin" w:hAnsi="B Nazanin" w:cs="B Nazanin" w:eastAsia="B Nazanin"/>
           <w:b/>
           <w:bCs/>
+          <w:color w:val="2E7D4F"/>
           <w:sz w:val="28"/>
           <w:szCs w:val="28"/>
-          <w:color w:val="2E7D4F"/>
           <w:rtl/>
         </w:rPr>
         <w:t>۴. رده‌بندی و اقدام</w:t>
@@ -1963,10 +1961,9 @@
     </w:p>
     <w:tbl>
       <w:tblPr>
+        <w:bidiVisual/>
         <w:tblW w:type="auto" w:w="0"/>
         <w:jc w:val="center"/>
-        <w:tblLook w:firstColumn="1" w:firstRow="1" w:lastColumn="0" w:lastRow="0" w:noHBand="0" w:noVBand="1" w:val="04A0"/>
-        <w:bidiVisual/>
         <w:tblBorders>
           <w:top w:val="single" w:sz="6" w:space="0" w:color="A9CBB4"/>
           <w:left w:val="single" w:sz="6" w:space="0" w:color="A9CBB4"/>
@@ -1978,11 +1975,11 @@
         <w:tblLayout w:type="fixed"/>
         <w:tblCellMar>
           <w:top w:w="50" w:type="dxa"/>
+          <w:left w:w="100" w:type="dxa"/>
           <w:bottom w:w="50" w:type="dxa"/>
-          <w:left w:w="100" w:type="dxa"/>
           <w:right w:w="100" w:type="dxa"/>
         </w:tblCellMar>
-        <w:tblLayout w:type="fixed"/>
+        <w:tblLook w:firstColumn="1" w:firstRow="1" w:lastColumn="0" w:lastRow="0" w:noHBand="0" w:noVBand="1" w:val="04A0"/>
       </w:tblPr>
       <w:tblGrid>
         <w:gridCol w:w="794"/>
@@ -2012,9 +2009,9 @@
                 <w:rFonts w:ascii="B Nazanin" w:hAnsi="B Nazanin" w:cs="B Nazanin" w:eastAsia="B Nazanin"/>
                 <w:b/>
                 <w:bCs/>
+                <w:color w:val="FFFFFF"/>
                 <w:sz w:val="22"/>
                 <w:szCs w:val="22"/>
-                <w:color w:val="FFFFFF"/>
                 <w:rtl/>
               </w:rPr>
               <w:t>رده</w:t>
@@ -2038,9 +2035,9 @@
                 <w:rFonts w:ascii="B Nazanin" w:hAnsi="B Nazanin" w:cs="B Nazanin" w:eastAsia="B Nazanin"/>
                 <w:b/>
                 <w:bCs/>
+                <w:color w:val="FFFFFF"/>
                 <w:sz w:val="22"/>
                 <w:szCs w:val="22"/>
-                <w:color w:val="FFFFFF"/>
                 <w:rtl/>
               </w:rPr>
               <w:t>جمع امتیاز</w:t>
@@ -2064,9 +2061,9 @@
                 <w:rFonts w:ascii="B Nazanin" w:hAnsi="B Nazanin" w:cs="B Nazanin" w:eastAsia="B Nazanin"/>
                 <w:b/>
                 <w:bCs/>
+                <w:color w:val="FFFFFF"/>
                 <w:sz w:val="22"/>
                 <w:szCs w:val="22"/>
-                <w:color w:val="FFFFFF"/>
                 <w:rtl/>
               </w:rPr>
               <w:t>وضعیت</w:t>
@@ -2090,9 +2087,9 @@
                 <w:rFonts w:ascii="B Nazanin" w:hAnsi="B Nazanin" w:cs="B Nazanin" w:eastAsia="B Nazanin"/>
                 <w:b/>
                 <w:bCs/>
+                <w:color w:val="FFFFFF"/>
                 <w:sz w:val="22"/>
                 <w:szCs w:val="22"/>
-                <w:color w:val="FFFFFF"/>
                 <w:rtl/>
               </w:rPr>
               <w:t>اقدام</w:t>
@@ -2517,9 +2514,9 @@
           <w:rFonts w:ascii="B Nazanin" w:hAnsi="B Nazanin" w:cs="B Nazanin" w:eastAsia="B Nazanin"/>
           <w:b/>
           <w:bCs/>
+          <w:color w:val="1F5132"/>
           <w:sz w:val="24"/>
           <w:szCs w:val="24"/>
-          <w:color w:val="1F5132"/>
           <w:rtl/>
         </w:rPr>
         <w:t xml:space="preserve">تبصره. </w:t>
@@ -2542,21 +2539,21 @@
     </w:p>
     <w:p>
       <w:pPr>
-        <w:bidi/>
-        <w:spacing w:after="120" w:before="240" w:line="288" w:lineRule="auto"/>
         <w:keepNext/>
         <w:pBdr>
           <w:bottom w:val="single" w:sz="8" w:space="3" w:color="B8860B"/>
         </w:pBdr>
+        <w:bidi/>
+        <w:spacing w:after="120" w:before="240" w:line="288" w:lineRule="auto"/>
       </w:pPr>
       <w:r>
         <w:rPr>
           <w:rFonts w:ascii="B Nazanin" w:hAnsi="B Nazanin" w:cs="B Nazanin" w:eastAsia="B Nazanin"/>
           <w:b/>
           <w:bCs/>
+          <w:color w:val="2E7D4F"/>
           <w:sz w:val="28"/>
           <w:szCs w:val="28"/>
-          <w:color w:val="2E7D4F"/>
           <w:rtl/>
         </w:rPr>
         <w:t>۵. فرم ارزیابی تأمین‌کننده</w:t>
@@ -2564,10 +2561,9 @@
     </w:p>
     <w:tbl>
       <w:tblPr>
+        <w:bidiVisual/>
         <w:tblW w:type="auto" w:w="0"/>
         <w:jc w:val="center"/>
-        <w:tblLook w:firstColumn="1" w:firstRow="1" w:lastColumn="0" w:lastRow="0" w:noHBand="0" w:noVBand="1" w:val="04A0"/>
-        <w:bidiVisual/>
         <w:tblBorders>
           <w:top w:val="single" w:sz="6" w:space="0" w:color="A9CBB4"/>
           <w:left w:val="single" w:sz="6" w:space="0" w:color="A9CBB4"/>
@@ -2579,11 +2575,11 @@
         <w:tblLayout w:type="fixed"/>
         <w:tblCellMar>
           <w:top w:w="50" w:type="dxa"/>
+          <w:left w:w="100" w:type="dxa"/>
           <w:bottom w:w="50" w:type="dxa"/>
-          <w:left w:w="100" w:type="dxa"/>
           <w:right w:w="100" w:type="dxa"/>
         </w:tblCellMar>
-        <w:tblLayout w:type="fixed"/>
+        <w:tblLook w:firstColumn="1" w:firstRow="1" w:lastColumn="0" w:lastRow="0" w:noHBand="0" w:noVBand="1" w:val="04A0"/>
       </w:tblPr>
       <w:tblGrid>
         <w:gridCol w:w="1871"/>
@@ -2593,8 +2589,8 @@
       </w:tblGrid>
       <w:tr>
         <w:trPr>
+          <w:cantSplit/>
           <w:trHeight w:val="425"/>
-          <w:cantSplit/>
           <w:tblHeader/>
         </w:trPr>
         <w:tc>
@@ -2614,9 +2610,9 @@
                 <w:rFonts w:ascii="B Nazanin" w:hAnsi="B Nazanin" w:cs="B Nazanin" w:eastAsia="B Nazanin"/>
                 <w:b/>
                 <w:bCs/>
+                <w:color w:val="FFFFFF"/>
                 <w:sz w:val="22"/>
                 <w:szCs w:val="22"/>
-                <w:color w:val="FFFFFF"/>
                 <w:rtl/>
               </w:rPr>
               <w:t>مشخصات</w:t>
@@ -2640,9 +2636,9 @@
                 <w:rFonts w:ascii="B Nazanin" w:hAnsi="B Nazanin" w:cs="B Nazanin" w:eastAsia="B Nazanin"/>
                 <w:b/>
                 <w:bCs/>
+                <w:color w:val="FFFFFF"/>
                 <w:sz w:val="22"/>
                 <w:szCs w:val="22"/>
-                <w:color w:val="FFFFFF"/>
                 <w:rtl/>
               </w:rPr>
               <w:t>شرح</w:t>
@@ -2666,9 +2662,9 @@
                 <w:rFonts w:ascii="B Nazanin" w:hAnsi="B Nazanin" w:cs="B Nazanin" w:eastAsia="B Nazanin"/>
                 <w:b/>
                 <w:bCs/>
+                <w:color w:val="FFFFFF"/>
                 <w:sz w:val="22"/>
                 <w:szCs w:val="22"/>
-                <w:color w:val="FFFFFF"/>
                 <w:rtl/>
               </w:rPr>
               <w:t>مشخصات</w:t>
@@ -2692,9 +2688,9 @@
                 <w:rFonts w:ascii="B Nazanin" w:hAnsi="B Nazanin" w:cs="B Nazanin" w:eastAsia="B Nazanin"/>
                 <w:b/>
                 <w:bCs/>
+                <w:color w:val="FFFFFF"/>
                 <w:sz w:val="22"/>
                 <w:szCs w:val="22"/>
-                <w:color w:val="FFFFFF"/>
                 <w:rtl/>
               </w:rPr>
               <w:t>شرح</w:t>
@@ -2704,8 +2700,8 @@
       </w:tr>
       <w:tr>
         <w:trPr>
+          <w:cantSplit/>
           <w:trHeight w:val="425"/>
-          <w:cantSplit/>
         </w:trPr>
         <w:tc>
           <w:tcPr>
@@ -2800,8 +2796,8 @@
       </w:tr>
       <w:tr>
         <w:trPr>
+          <w:cantSplit/>
           <w:trHeight w:val="425"/>
-          <w:cantSplit/>
         </w:trPr>
         <w:tc>
           <w:tcPr>
@@ -2897,8 +2893,8 @@
       </w:tr>
       <w:tr>
         <w:trPr>
+          <w:cantSplit/>
           <w:trHeight w:val="425"/>
-          <w:cantSplit/>
         </w:trPr>
         <w:tc>
           <w:tcPr>
@@ -2994,8 +2990,8 @@
       </w:tr>
       <w:tr>
         <w:trPr>
+          <w:cantSplit/>
           <w:trHeight w:val="425"/>
-          <w:cantSplit/>
         </w:trPr>
         <w:tc>
           <w:tcPr>
@@ -3096,10 +3092,9 @@
     </w:p>
     <w:tbl>
       <w:tblPr>
+        <w:bidiVisual/>
         <w:tblW w:type="auto" w:w="0"/>
         <w:jc w:val="center"/>
-        <w:tblLook w:firstColumn="1" w:firstRow="1" w:lastColumn="0" w:lastRow="0" w:noHBand="0" w:noVBand="1" w:val="04A0"/>
-        <w:bidiVisual/>
         <w:tblBorders>
           <w:top w:val="single" w:sz="6" w:space="0" w:color="A9CBB4"/>
           <w:left w:val="single" w:sz="6" w:space="0" w:color="A9CBB4"/>
@@ -3111,11 +3106,11 @@
         <w:tblLayout w:type="fixed"/>
         <w:tblCellMar>
           <w:top w:w="50" w:type="dxa"/>
+          <w:left w:w="100" w:type="dxa"/>
           <w:bottom w:w="50" w:type="dxa"/>
-          <w:left w:w="100" w:type="dxa"/>
           <w:right w:w="100" w:type="dxa"/>
         </w:tblCellMar>
-        <w:tblLayout w:type="fixed"/>
+        <w:tblLook w:firstColumn="1" w:firstRow="1" w:lastColumn="0" w:lastRow="0" w:noHBand="0" w:noVBand="1" w:val="04A0"/>
       </w:tblPr>
       <w:tblGrid>
         <w:gridCol w:w="567"/>
@@ -3127,8 +3122,8 @@
       </w:tblGrid>
       <w:tr>
         <w:trPr>
+          <w:cantSplit/>
           <w:trHeight w:val="425"/>
-          <w:cantSplit/>
           <w:tblHeader/>
         </w:trPr>
         <w:tc>
@@ -3148,9 +3143,9 @@
                 <w:rFonts w:ascii="B Nazanin" w:hAnsi="B Nazanin" w:cs="B Nazanin" w:eastAsia="B Nazanin"/>
                 <w:b/>
                 <w:bCs/>
+                <w:color w:val="FFFFFF"/>
                 <w:sz w:val="22"/>
                 <w:szCs w:val="22"/>
-                <w:color w:val="FFFFFF"/>
                 <w:rtl/>
               </w:rPr>
               <w:t>ردیف</w:t>
@@ -3174,9 +3169,9 @@
                 <w:rFonts w:ascii="B Nazanin" w:hAnsi="B Nazanin" w:cs="B Nazanin" w:eastAsia="B Nazanin"/>
                 <w:b/>
                 <w:bCs/>
+                <w:color w:val="FFFFFF"/>
                 <w:sz w:val="22"/>
                 <w:szCs w:val="22"/>
-                <w:color w:val="FFFFFF"/>
                 <w:rtl/>
               </w:rPr>
               <w:t>معیار</w:t>
@@ -3200,9 +3195,9 @@
                 <w:rFonts w:ascii="B Nazanin" w:hAnsi="B Nazanin" w:cs="B Nazanin" w:eastAsia="B Nazanin"/>
                 <w:b/>
                 <w:bCs/>
+                <w:color w:val="FFFFFF"/>
                 <w:sz w:val="22"/>
                 <w:szCs w:val="22"/>
-                <w:color w:val="FFFFFF"/>
                 <w:rtl/>
               </w:rPr>
               <w:t>وزن</w:t>
@@ -3226,9 +3221,9 @@
                 <w:rFonts w:ascii="B Nazanin" w:hAnsi="B Nazanin" w:cs="B Nazanin" w:eastAsia="B Nazanin"/>
                 <w:b/>
                 <w:bCs/>
+                <w:color w:val="FFFFFF"/>
                 <w:sz w:val="22"/>
                 <w:szCs w:val="22"/>
-                <w:color w:val="FFFFFF"/>
                 <w:rtl/>
               </w:rPr>
               <w:t>امتیاز (۰ تا ۱۰)</w:t>
@@ -3252,9 +3247,9 @@
                 <w:rFonts w:ascii="B Nazanin" w:hAnsi="B Nazanin" w:cs="B Nazanin" w:eastAsia="B Nazanin"/>
                 <w:b/>
                 <w:bCs/>
+                <w:color w:val="FFFFFF"/>
                 <w:sz w:val="22"/>
                 <w:szCs w:val="22"/>
-                <w:color w:val="FFFFFF"/>
                 <w:rtl/>
               </w:rPr>
               <w:t>امتیاز وزنی</w:t>
@@ -3278,9 +3273,9 @@
                 <w:rFonts w:ascii="B Nazanin" w:hAnsi="B Nazanin" w:cs="B Nazanin" w:eastAsia="B Nazanin"/>
                 <w:b/>
                 <w:bCs/>
+                <w:color w:val="FFFFFF"/>
                 <w:sz w:val="22"/>
                 <w:szCs w:val="22"/>
-                <w:color w:val="FFFFFF"/>
                 <w:rtl/>
               </w:rPr>
               <w:t>مستند / توضیح</w:t>
@@ -3290,8 +3285,8 @@
       </w:tr>
       <w:tr>
         <w:trPr>
+          <w:cantSplit/>
           <w:trHeight w:val="425"/>
-          <w:cantSplit/>
         </w:trPr>
         <w:tc>
           <w:tcPr>
@@ -3433,8 +3428,8 @@
       </w:tr>
       <w:tr>
         <w:trPr>
+          <w:cantSplit/>
           <w:trHeight w:val="425"/>
-          <w:cantSplit/>
         </w:trPr>
         <w:tc>
           <w:tcPr>
@@ -3576,8 +3571,8 @@
       </w:tr>
       <w:tr>
         <w:trPr>
+          <w:cantSplit/>
           <w:trHeight w:val="425"/>
-          <w:cantSplit/>
         </w:trPr>
         <w:tc>
           <w:tcPr>
@@ -3719,8 +3714,8 @@
       </w:tr>
       <w:tr>
         <w:trPr>
+          <w:cantSplit/>
           <w:trHeight w:val="425"/>
-          <w:cantSplit/>
         </w:trPr>
         <w:tc>
           <w:tcPr>
@@ -3862,8 +3857,8 @@
       </w:tr>
       <w:tr>
         <w:trPr>
+          <w:cantSplit/>
           <w:trHeight w:val="425"/>
-          <w:cantSplit/>
         </w:trPr>
         <w:tc>
           <w:tcPr>
@@ -4005,8 +4000,8 @@
       </w:tr>
       <w:tr>
         <w:trPr>
+          <w:cantSplit/>
           <w:trHeight w:val="425"/>
-          <w:cantSplit/>
         </w:trPr>
         <w:tc>
           <w:tcPr>
@@ -4148,8 +4143,8 @@
       </w:tr>
       <w:tr>
         <w:trPr>
+          <w:cantSplit/>
           <w:trHeight w:val="425"/>
-          <w:cantSplit/>
         </w:trPr>
         <w:tc>
           <w:tcPr>
@@ -4291,8 +4286,8 @@
       </w:tr>
       <w:tr>
         <w:trPr>
+          <w:cantSplit/>
           <w:trHeight w:val="425"/>
-          <w:cantSplit/>
         </w:trPr>
         <w:tc>
           <w:tcPr>
@@ -4439,10 +4434,9 @@
     </w:p>
     <w:tbl>
       <w:tblPr>
+        <w:bidiVisual/>
         <w:tblW w:type="auto" w:w="0"/>
         <w:jc w:val="center"/>
-        <w:tblLook w:firstColumn="1" w:firstRow="1" w:lastColumn="0" w:lastRow="0" w:noHBand="0" w:noVBand="1" w:val="04A0"/>
-        <w:bidiVisual/>
         <w:tblBorders>
           <w:top w:val="single" w:sz="6" w:space="0" w:color="A9CBB4"/>
           <w:left w:val="single" w:sz="6" w:space="0" w:color="A9CBB4"/>
@@ -4454,11 +4448,11 @@
         <w:tblLayout w:type="fixed"/>
         <w:tblCellMar>
           <w:top w:w="50" w:type="dxa"/>
+          <w:left w:w="100" w:type="dxa"/>
           <w:bottom w:w="50" w:type="dxa"/>
-          <w:left w:w="100" w:type="dxa"/>
           <w:right w:w="100" w:type="dxa"/>
         </w:tblCellMar>
-        <w:tblLayout w:type="fixed"/>
+        <w:tblLook w:firstColumn="1" w:firstRow="1" w:lastColumn="0" w:lastRow="0" w:noHBand="0" w:noVBand="1" w:val="04A0"/>
       </w:tblPr>
       <w:tblGrid>
         <w:gridCol w:w="2268"/>
@@ -4466,8 +4460,8 @@
       </w:tblGrid>
       <w:tr>
         <w:trPr>
+          <w:cantSplit/>
           <w:trHeight w:val="510"/>
-          <w:cantSplit/>
           <w:tblHeader/>
         </w:trPr>
         <w:tc>
@@ -4487,9 +4481,9 @@
                 <w:rFonts w:ascii="B Nazanin" w:hAnsi="B Nazanin" w:cs="B Nazanin" w:eastAsia="B Nazanin"/>
                 <w:b/>
                 <w:bCs/>
+                <w:color w:val="FFFFFF"/>
                 <w:sz w:val="22"/>
                 <w:szCs w:val="22"/>
-                <w:color w:val="FFFFFF"/>
                 <w:rtl/>
               </w:rPr>
               <w:t>نتیجه</w:t>
@@ -4513,9 +4507,9 @@
                 <w:rFonts w:ascii="B Nazanin" w:hAnsi="B Nazanin" w:cs="B Nazanin" w:eastAsia="B Nazanin"/>
                 <w:b/>
                 <w:bCs/>
+                <w:color w:val="FFFFFF"/>
                 <w:sz w:val="22"/>
                 <w:szCs w:val="22"/>
-                <w:color w:val="FFFFFF"/>
                 <w:rtl/>
               </w:rPr>
               <w:t>شرح</w:t>
@@ -4525,8 +4519,8 @@
       </w:tr>
       <w:tr>
         <w:trPr>
+          <w:cantSplit/>
           <w:trHeight w:val="510"/>
-          <w:cantSplit/>
         </w:trPr>
         <w:tc>
           <w:tcPr>
@@ -4577,8 +4571,8 @@
       </w:tr>
       <w:tr>
         <w:trPr>
+          <w:cantSplit/>
           <w:trHeight w:val="510"/>
-          <w:cantSplit/>
         </w:trPr>
         <w:tc>
           <w:tcPr>
@@ -4634,10 +4628,9 @@
     </w:p>
     <w:tbl>
       <w:tblPr>
+        <w:bidiVisual/>
         <w:tblW w:type="auto" w:w="0"/>
         <w:jc w:val="center"/>
-        <w:tblLook w:firstColumn="1" w:firstRow="1" w:lastColumn="0" w:lastRow="0" w:noHBand="0" w:noVBand="1" w:val="04A0"/>
-        <w:bidiVisual/>
         <w:tblBorders>
           <w:top w:val="single" w:sz="6" w:space="0" w:color="A9CBB4"/>
           <w:left w:val="single" w:sz="6" w:space="0" w:color="A9CBB4"/>
@@ -4649,11 +4642,11 @@
         <w:tblLayout w:type="fixed"/>
         <w:tblCellMar>
           <w:top w:w="50" w:type="dxa"/>
+          <w:left w:w="100" w:type="dxa"/>
           <w:bottom w:w="50" w:type="dxa"/>
-          <w:left w:w="100" w:type="dxa"/>
           <w:right w:w="100" w:type="dxa"/>
         </w:tblCellMar>
-        <w:tblLayout w:type="fixed"/>
+        <w:tblLook w:firstColumn="1" w:firstRow="1" w:lastColumn="0" w:lastRow="0" w:noHBand="0" w:noVBand="1" w:val="04A0"/>
       </w:tblPr>
       <w:tblGrid>
         <w:gridCol w:w="2466"/>
@@ -4663,8 +4656,8 @@
       </w:tblGrid>
       <w:tr>
         <w:trPr>
+          <w:cantSplit/>
           <w:trHeight w:val="1247"/>
-          <w:cantSplit/>
           <w:tblHeader/>
         </w:trPr>
         <w:tc>
@@ -4684,9 +4677,9 @@
                 <w:rFonts w:ascii="B Nazanin" w:hAnsi="B Nazanin" w:cs="B Nazanin" w:eastAsia="B Nazanin"/>
                 <w:b/>
                 <w:bCs/>
+                <w:color w:val="FFFFFF"/>
                 <w:sz w:val="22"/>
                 <w:szCs w:val="22"/>
-                <w:color w:val="FFFFFF"/>
                 <w:rtl/>
               </w:rPr>
               <w:t>ارزیاب: واحد بازرگانی</w:t>
@@ -4710,9 +4703,9 @@
                 <w:rFonts w:ascii="B Nazanin" w:hAnsi="B Nazanin" w:cs="B Nazanin" w:eastAsia="B Nazanin"/>
                 <w:b/>
                 <w:bCs/>
+                <w:color w:val="FFFFFF"/>
                 <w:sz w:val="22"/>
                 <w:szCs w:val="22"/>
-                <w:color w:val="FFFFFF"/>
                 <w:rtl/>
               </w:rPr>
               <w:t>کنترل کیفیت</w:t>
@@ -4736,9 +4729,9 @@
                 <w:rFonts w:ascii="B Nazanin" w:hAnsi="B Nazanin" w:cs="B Nazanin" w:eastAsia="B Nazanin"/>
                 <w:b/>
                 <w:bCs/>
+                <w:color w:val="FFFFFF"/>
                 <w:sz w:val="22"/>
                 <w:szCs w:val="22"/>
-                <w:color w:val="FFFFFF"/>
                 <w:rtl/>
               </w:rPr>
               <w:t>واحد مالی</w:t>
@@ -4762,9 +4755,9 @@
                 <w:rFonts w:ascii="B Nazanin" w:hAnsi="B Nazanin" w:cs="B Nazanin" w:eastAsia="B Nazanin"/>
                 <w:b/>
                 <w:bCs/>
+                <w:color w:val="FFFFFF"/>
                 <w:sz w:val="22"/>
                 <w:szCs w:val="22"/>
-                <w:color w:val="FFFFFF"/>
                 <w:rtl/>
               </w:rPr>
               <w:t>تأیید: مدیرعامل</w:t>
@@ -4774,8 +4767,8 @@
       </w:tr>
       <w:tr>
         <w:trPr>
+          <w:cantSplit/>
           <w:trHeight w:val="1247"/>
-          <w:cantSplit/>
         </w:trPr>
         <w:tc>
           <w:tcPr>
@@ -5007,21 +5000,21 @@
     </w:p>
     <w:p>
       <w:pPr>
-        <w:bidi/>
-        <w:spacing w:after="120" w:before="240" w:line="288" w:lineRule="auto"/>
         <w:keepNext/>
         <w:pBdr>
           <w:bottom w:val="single" w:sz="8" w:space="3" w:color="B8860B"/>
         </w:pBdr>
+        <w:bidi/>
+        <w:spacing w:after="120" w:before="240" w:line="288" w:lineRule="auto"/>
       </w:pPr>
       <w:r>
         <w:rPr>
           <w:rFonts w:ascii="B Nazanin" w:hAnsi="B Nazanin" w:cs="B Nazanin" w:eastAsia="B Nazanin"/>
           <w:b/>
           <w:bCs/>
+          <w:color w:val="2E7D4F"/>
           <w:sz w:val="28"/>
           <w:szCs w:val="28"/>
-          <w:color w:val="2E7D4F"/>
           <w:rtl/>
         </w:rPr>
         <w:t>۶. فهرست تأمین‌کنندگان معتبر</w:t>
@@ -5046,10 +5039,9 @@
     </w:p>
     <w:tbl>
       <w:tblPr>
+        <w:bidiVisual/>
         <w:tblW w:type="auto" w:w="0"/>
         <w:jc w:val="center"/>
-        <w:tblLook w:firstColumn="1" w:firstRow="1" w:lastColumn="0" w:lastRow="0" w:noHBand="0" w:noVBand="1" w:val="04A0"/>
-        <w:bidiVisual/>
         <w:tblBorders>
           <w:top w:val="single" w:sz="6" w:space="0" w:color="A9CBB4"/>
           <w:left w:val="single" w:sz="6" w:space="0" w:color="A9CBB4"/>
@@ -5061,11 +5053,11 @@
         <w:tblLayout w:type="fixed"/>
         <w:tblCellMar>
           <w:top w:w="50" w:type="dxa"/>
+          <w:left w:w="100" w:type="dxa"/>
           <w:bottom w:w="50" w:type="dxa"/>
-          <w:left w:w="100" w:type="dxa"/>
           <w:right w:w="100" w:type="dxa"/>
         </w:tblCellMar>
-        <w:tblLayout w:type="fixed"/>
+        <w:tblLook w:firstColumn="1" w:firstRow="1" w:lastColumn="0" w:lastRow="0" w:noHBand="0" w:noVBand="1" w:val="04A0"/>
       </w:tblPr>
       <w:tblGrid>
         <w:gridCol w:w="567"/>
@@ -5078,8 +5070,8 @@
       </w:tblGrid>
       <w:tr>
         <w:trPr>
+          <w:cantSplit/>
           <w:trHeight w:val="454"/>
-          <w:cantSplit/>
           <w:tblHeader/>
         </w:trPr>
         <w:tc>
@@ -5099,9 +5091,9 @@
                 <w:rFonts w:ascii="B Nazanin" w:hAnsi="B Nazanin" w:cs="B Nazanin" w:eastAsia="B Nazanin"/>
                 <w:b/>
                 <w:bCs/>
+                <w:color w:val="FFFFFF"/>
                 <w:sz w:val="22"/>
                 <w:szCs w:val="22"/>
-                <w:color w:val="FFFFFF"/>
                 <w:rtl/>
               </w:rPr>
               <w:t>ردیف</w:t>
@@ -5125,9 +5117,9 @@
                 <w:rFonts w:ascii="B Nazanin" w:hAnsi="B Nazanin" w:cs="B Nazanin" w:eastAsia="B Nazanin"/>
                 <w:b/>
                 <w:bCs/>
+                <w:color w:val="FFFFFF"/>
                 <w:sz w:val="22"/>
                 <w:szCs w:val="22"/>
-                <w:color w:val="FFFFFF"/>
                 <w:rtl/>
               </w:rPr>
               <w:t>نام تأمین‌کننده</w:t>
@@ -5151,9 +5143,9 @@
                 <w:rFonts w:ascii="B Nazanin" w:hAnsi="B Nazanin" w:cs="B Nazanin" w:eastAsia="B Nazanin"/>
                 <w:b/>
                 <w:bCs/>
+                <w:color w:val="FFFFFF"/>
                 <w:sz w:val="22"/>
                 <w:szCs w:val="22"/>
-                <w:color w:val="FFFFFF"/>
                 <w:rtl/>
               </w:rPr>
               <w:t>کشور</w:t>
@@ -5177,9 +5169,9 @@
                 <w:rFonts w:ascii="B Nazanin" w:hAnsi="B Nazanin" w:cs="B Nazanin" w:eastAsia="B Nazanin"/>
                 <w:b/>
                 <w:bCs/>
+                <w:color w:val="FFFFFF"/>
                 <w:sz w:val="22"/>
                 <w:szCs w:val="22"/>
-                <w:color w:val="FFFFFF"/>
                 <w:rtl/>
               </w:rPr>
               <w:t>کالا/خدمت</w:t>
@@ -5203,9 +5195,9 @@
                 <w:rFonts w:ascii="B Nazanin" w:hAnsi="B Nazanin" w:cs="B Nazanin" w:eastAsia="B Nazanin"/>
                 <w:b/>
                 <w:bCs/>
+                <w:color w:val="FFFFFF"/>
                 <w:sz w:val="22"/>
                 <w:szCs w:val="22"/>
-                <w:color w:val="FFFFFF"/>
                 <w:rtl/>
               </w:rPr>
               <w:t>تاریخ آخرین ارزیابی</w:t>
@@ -5229,9 +5221,9 @@
                 <w:rFonts w:ascii="B Nazanin" w:hAnsi="B Nazanin" w:cs="B Nazanin" w:eastAsia="B Nazanin"/>
                 <w:b/>
                 <w:bCs/>
+                <w:color w:val="FFFFFF"/>
                 <w:sz w:val="22"/>
                 <w:szCs w:val="22"/>
-                <w:color w:val="FFFFFF"/>
                 <w:rtl/>
               </w:rPr>
               <w:t>امتیاز</w:t>
@@ -5255,9 +5247,9 @@
                 <w:rFonts w:ascii="B Nazanin" w:hAnsi="B Nazanin" w:cs="B Nazanin" w:eastAsia="B Nazanin"/>
                 <w:b/>
                 <w:bCs/>
+                <w:color w:val="FFFFFF"/>
                 <w:sz w:val="22"/>
                 <w:szCs w:val="22"/>
-                <w:color w:val="FFFFFF"/>
                 <w:rtl/>
               </w:rPr>
               <w:t>رده</w:t>
@@ -5267,8 +5259,8 @@
       </w:tr>
       <w:tr>
         <w:trPr>
+          <w:cantSplit/>
           <w:trHeight w:val="454"/>
-          <w:cantSplit/>
         </w:trPr>
         <w:tc>
           <w:tcPr>
@@ -5429,8 +5421,8 @@
       </w:tr>
       <w:tr>
         <w:trPr>
+          <w:cantSplit/>
           <w:trHeight w:val="454"/>
-          <w:cantSplit/>
         </w:trPr>
         <w:tc>
           <w:tcPr>
@@ -5591,8 +5583,8 @@
       </w:tr>
       <w:tr>
         <w:trPr>
+          <w:cantSplit/>
           <w:trHeight w:val="454"/>
-          <w:cantSplit/>
         </w:trPr>
         <w:tc>
           <w:tcPr>
@@ -5753,8 +5745,8 @@
       </w:tr>
       <w:tr>
         <w:trPr>
+          <w:cantSplit/>
           <w:trHeight w:val="454"/>
-          <w:cantSplit/>
         </w:trPr>
         <w:tc>
           <w:tcPr>
@@ -5915,8 +5907,8 @@
       </w:tr>
       <w:tr>
         <w:trPr>
+          <w:cantSplit/>
           <w:trHeight w:val="454"/>
-          <w:cantSplit/>
         </w:trPr>
         <w:tc>
           <w:tcPr>
@@ -6077,8 +6069,8 @@
       </w:tr>
       <w:tr>
         <w:trPr>
+          <w:cantSplit/>
           <w:trHeight w:val="454"/>
-          <w:cantSplit/>
         </w:trPr>
         <w:tc>
           <w:tcPr>
@@ -6239,8 +6231,8 @@
       </w:tr>
       <w:tr>
         <w:trPr>
+          <w:cantSplit/>
           <w:trHeight w:val="454"/>
-          <w:cantSplit/>
         </w:trPr>
         <w:tc>
           <w:tcPr>
@@ -6401,8 +6393,8 @@
       </w:tr>
       <w:tr>
         <w:trPr>
+          <w:cantSplit/>
           <w:trHeight w:val="454"/>
-          <w:cantSplit/>
         </w:trPr>
         <w:tc>
           <w:tcPr>
@@ -6563,8 +6555,8 @@
       </w:tr>
       <w:tr>
         <w:trPr>
+          <w:cantSplit/>
           <w:trHeight w:val="454"/>
-          <w:cantSplit/>
         </w:trPr>
         <w:tc>
           <w:tcPr>
@@ -6725,8 +6717,8 @@
       </w:tr>
       <w:tr>
         <w:trPr>
+          <w:cantSplit/>
           <w:trHeight w:val="454"/>
-          <w:cantSplit/>
         </w:trPr>
         <w:tc>
           <w:tcPr>
@@ -6887,8 +6879,8 @@
       </w:tr>
       <w:tr>
         <w:trPr>
+          <w:cantSplit/>
           <w:trHeight w:val="454"/>
-          <w:cantSplit/>
         </w:trPr>
         <w:tc>
           <w:tcPr>
@@ -7049,8 +7041,8 @@
       </w:tr>
       <w:tr>
         <w:trPr>
+          <w:cantSplit/>
           <w:trHeight w:val="454"/>
-          <w:cantSplit/>
         </w:trPr>
         <w:tc>
           <w:tcPr>
@@ -7211,8 +7203,8 @@
       </w:tr>
       <w:tr>
         <w:trPr>
+          <w:cantSplit/>
           <w:trHeight w:val="454"/>
-          <w:cantSplit/>
         </w:trPr>
         <w:tc>
           <w:tcPr>
@@ -7373,8 +7365,8 @@
       </w:tr>
       <w:tr>
         <w:trPr>
+          <w:cantSplit/>
           <w:trHeight w:val="454"/>
-          <w:cantSplit/>
         </w:trPr>
         <w:tc>
           <w:tcPr>
@@ -7535,8 +7527,8 @@
       </w:tr>
       <w:tr>
         <w:trPr>
+          <w:cantSplit/>
           <w:trHeight w:val="454"/>
-          <w:cantSplit/>
         </w:trPr>
         <w:tc>
           <w:tcPr>
@@ -7726,9 +7718,9 @@
       <w:rPr>
         <w:rFonts w:ascii="B Nazanin" w:hAnsi="B Nazanin" w:cs="B Nazanin" w:eastAsia="B Nazanin"/>
         <w:b w:val="0"/>
+        <w:color w:val="777777"/>
         <w:sz w:val="18"/>
         <w:szCs w:val="18"/>
-        <w:color w:val="777777"/>
         <w:rtl/>
       </w:rPr>
       <w:t xml:space="preserve">کد مدرک: FR-122-A   |   </w:t>
@@ -7736,9 +7728,9 @@
     <w:r>
       <w:rPr>
         <w:rFonts w:ascii="B Nazanin" w:hAnsi="B Nazanin" w:cs="B Nazanin" w:eastAsia="B Nazanin"/>
+        <w:color w:val="777777"/>
         <w:sz w:val="18"/>
         <w:szCs w:val="18"/>
-        <w:color w:val="777777"/>
         <w:rtl/>
       </w:rPr>
       <w:fldChar w:fldCharType="begin"/>
@@ -7753,10 +7745,9 @@
 <w:hdr xmlns:m="http://schemas.openxmlformats.org/officeDocument/2006/math" xmlns:mc="http://schemas.openxmlformats.org/markup-compatibility/2006" xmlns:mo="http://schemas.microsoft.com/office/mac/office/2008/main" xmlns:mv="urn:schemas-microsoft-com:mac:vml" xmlns:o="urn:schemas-microsoft-com:office:office" xmlns:r="http://schemas.openxmlformats.org/officeDocument/2006/relationships" xmlns:v="urn:schemas-microsoft-com:vml" xmlns:w10="urn:schemas-microsoft-com:office:word" xmlns:w14="http://schemas.microsoft.com/office/word/2010/wordml" xmlns:w="http://schemas.openxmlformats.org/wordprocessingml/2006/main" xmlns:wne="http://schemas.microsoft.com/office/word/2006/wordml" xmlns:wp14="http://schemas.microsoft.com/office/word/2010/wordprocessingDrawing" xmlns:wp="http://schemas.openxmlformats.org/drawingml/2006/wordprocessingDrawing" xmlns:wpc="http://schemas.microsoft.com/office/word/2010/wordprocessingCanvas" xmlns:wpg="http://schemas.microsoft.com/office/word/2010/wordprocessingGroup" xmlns:wpi="http://schemas.microsoft.com/office/word/2010/wordprocessingInk" xmlns:wps="http://schemas.microsoft.com/office/word/2010/wordprocessingShape" mc:Ignorable="w14 wp14">
   <w:tbl>
     <w:tblPr>
+      <w:bidiVisual/>
       <w:tblW w:type="auto" w:w="0"/>
       <w:jc w:val="center"/>
-      <w:tblLook w:firstColumn="1" w:firstRow="1" w:lastColumn="0" w:lastRow="0" w:noHBand="0" w:noVBand="1" w:val="04A0"/>
-      <w:bidiVisual/>
       <w:tblBorders>
         <w:top w:val="single" w:sz="6" w:space="0" w:color="2E7D4F"/>
         <w:left w:val="single" w:sz="6" w:space="0" w:color="2E7D4F"/>
@@ -7768,11 +7759,11 @@
       <w:tblLayout w:type="fixed"/>
       <w:tblCellMar>
         <w:top w:w="50" w:type="dxa"/>
+        <w:left w:w="100" w:type="dxa"/>
         <w:bottom w:w="50" w:type="dxa"/>
-        <w:left w:w="100" w:type="dxa"/>
         <w:right w:w="100" w:type="dxa"/>
       </w:tblCellMar>
-      <w:tblLayout w:type="fixed"/>
+      <w:tblLook w:firstColumn="1" w:firstRow="1" w:lastColumn="0" w:lastRow="0" w:noHBand="0" w:noVBand="1" w:val="04A0"/>
     </w:tblPr>
     <w:tblGrid>
       <w:gridCol w:w="3175"/>
@@ -7837,9 +7828,9 @@
               <w:rFonts w:ascii="B Nazanin" w:hAnsi="B Nazanin" w:cs="B Nazanin" w:eastAsia="B Nazanin"/>
               <w:b/>
               <w:bCs/>
+              <w:color w:val="1F5132"/>
               <w:sz w:val="21"/>
               <w:szCs w:val="21"/>
-              <w:color w:val="1F5132"/>
               <w:rtl/>
             </w:rPr>
             <w:t>شرکت بردیا تجارت ماندگار</w:t>
@@ -7862,9 +7853,9 @@
               <w:rFonts w:ascii="B Nazanin" w:hAnsi="B Nazanin" w:cs="B Nazanin" w:eastAsia="B Nazanin"/>
               <w:b/>
               <w:bCs/>
+              <w:color w:val="1F5132"/>
               <w:sz w:val="28"/>
               <w:szCs w:val="28"/>
-              <w:color w:val="1F5132"/>
               <w:rtl/>
             </w:rPr>
             <w:t>ارزیابی تأمین‌کنندگان</w:t>
@@ -7886,9 +7877,9 @@
               <w:rFonts w:ascii="B Nazanin" w:hAnsi="B Nazanin" w:cs="B Nazanin" w:eastAsia="B Nazanin"/>
               <w:b/>
               <w:bCs/>
+              <w:color w:val="2E7D4F"/>
               <w:sz w:val="20"/>
               <w:szCs w:val="20"/>
-              <w:color w:val="2E7D4F"/>
               <w:rtl/>
             </w:rPr>
             <w:t xml:space="preserve">کد مدرک: </w:t>
@@ -7914,9 +7905,9 @@
               <w:rFonts w:ascii="B Nazanin" w:hAnsi="B Nazanin" w:cs="B Nazanin" w:eastAsia="B Nazanin"/>
               <w:b/>
               <w:bCs/>
+              <w:color w:val="2E7D4F"/>
               <w:sz w:val="20"/>
               <w:szCs w:val="20"/>
-              <w:color w:val="2E7D4F"/>
               <w:rtl/>
             </w:rPr>
             <w:t xml:space="preserve">تاریخ تهیه: </w:t>
@@ -7942,9 +7933,9 @@
               <w:rFonts w:ascii="B Nazanin" w:hAnsi="B Nazanin" w:cs="B Nazanin" w:eastAsia="B Nazanin"/>
               <w:b/>
               <w:bCs/>
+              <w:color w:val="2E7D4F"/>
               <w:sz w:val="20"/>
               <w:szCs w:val="20"/>
-              <w:color w:val="2E7D4F"/>
               <w:rtl/>
             </w:rPr>
             <w:t xml:space="preserve">شماره بازنگری: </w:t>
